--- a/rag-project/documents/Two_Page_Project_Proposal.docx
+++ b/rag-project/documents/Two_Page_Project_Proposal.docx
@@ -33,7 +33,7 @@
         <w:t xml:space="preserve">Group members. </w:t>
       </w:r>
       <w:r>
-        <w:t>[Member 1]    [Member 2]    [Member 3]</w:t>
+        <w:t>Sina Gogani Khiabani    Verya Monjezi    Ali Hoseinpour</w:t>
       </w:r>
     </w:p>
     <w:p>
